--- a/templates_projekcia/technicka_sprava_b2b.docx
+++ b/templates_projekcia/technicka_sprava_b2b.docx
@@ -6712,14 +6712,13 @@
           <w:rFonts w:ascii="Arial" w:hAnsi="Arial" w:cs="Arial"/>
           <w:szCs w:val="18"/>
         </w:rPr>
-        <w:t xml:space="preserve">Parcely </w:t>
+        <w:t>{% if parcely %}Parcely {{parcely}}{% endif %}</w:t>
       </w:r>
       <w:r>
         <w:rPr>
           <w:rFonts w:ascii="Arial" w:hAnsi="Arial" w:cs="Arial"/>
           <w:szCs w:val="18"/>
         </w:rPr>
-        <w:t>{{parcely}}</w:t>
       </w:r>
     </w:p>
     <w:p>
@@ -7007,121 +7006,103 @@
         <w:rPr>
           <w:rFonts w:ascii="Arial" w:hAnsi="Arial" w:cs="Arial"/>
         </w:rPr>
-        <w:t xml:space="preserve">Projekt </w:t>
-      </w:r>
-      <w:r>
-        <w:rPr>
-          <w:rFonts w:ascii="Arial" w:hAnsi="Arial" w:cs="Arial"/>
-        </w:rPr>
-        <w:t>rieši</w:t>
-      </w:r>
-      <w:r>
-        <w:rPr>
-          <w:rFonts w:ascii="Arial" w:hAnsi="Arial" w:cs="Arial"/>
-        </w:rPr>
-        <w:t xml:space="preserve"> </w:t>
-      </w:r>
-      <w:r>
-        <w:rPr>
-          <w:rFonts w:ascii="Arial" w:hAnsi="Arial" w:cs="Arial"/>
-        </w:rPr>
-        <w:t xml:space="preserve">inštaláciu </w:t>
+        <w:t>Projekt rieši inštaláciu fotovoltického zariadenia (ďalej len FVZ) o výkone {{vykon_ac}}kW{% if ma_bateriu %} a batériového úložiska {{bateria}}{% endif %}{% if parcely %} na parcelách {{parcely}}{% endif %} za účelom zníženia energetickej náročnosti objektu.</w:t>
+      </w:r>
+      <w:r>
+        <w:rPr>
+          <w:rFonts w:ascii="Arial" w:hAnsi="Arial" w:cs="Arial"/>
+        </w:rPr>
+      </w:r>
+      <w:r>
+        <w:rPr>
+          <w:rFonts w:ascii="Arial" w:hAnsi="Arial" w:cs="Arial"/>
+        </w:rPr>
+      </w:r>
+      <w:r>
+        <w:rPr>
+          <w:rFonts w:ascii="Arial" w:hAnsi="Arial" w:cs="Arial"/>
+        </w:rPr>
       </w:r>
       <w:proofErr w:type="spellStart"/>
       <w:r>
         <w:rPr>
           <w:rFonts w:ascii="Arial" w:hAnsi="Arial" w:cs="Arial"/>
         </w:rPr>
-        <w:t>fotovoltick</w:t>
-      </w:r>
-      <w:r>
-        <w:rPr>
-          <w:rFonts w:ascii="Arial" w:hAnsi="Arial" w:cs="Arial"/>
-        </w:rPr>
-        <w:t>ého</w:t>
+      </w:r>
+      <w:r>
+        <w:rPr>
+          <w:rFonts w:ascii="Arial" w:hAnsi="Arial" w:cs="Arial"/>
+        </w:rPr>
       </w:r>
       <w:proofErr w:type="spellEnd"/>
       <w:r>
         <w:rPr>
           <w:rFonts w:ascii="Arial" w:hAnsi="Arial" w:cs="Arial"/>
         </w:rPr>
-        <w:t xml:space="preserve"> zariaden</w:t>
-      </w:r>
-      <w:r>
-        <w:rPr>
-          <w:rFonts w:ascii="Arial" w:hAnsi="Arial" w:cs="Arial"/>
-        </w:rPr>
-        <w:t>ia</w:t>
-      </w:r>
-      <w:r>
-        <w:rPr>
-          <w:rFonts w:ascii="Arial" w:hAnsi="Arial" w:cs="Arial"/>
-        </w:rPr>
-        <w:t xml:space="preserve"> </w:t>
-      </w:r>
-      <w:r>
-        <w:rPr>
-          <w:rFonts w:ascii="Arial" w:hAnsi="Arial" w:cs="Arial"/>
-        </w:rPr>
-        <w:t xml:space="preserve">(ďalej len FVZ) </w:t>
-      </w:r>
-      <w:r>
-        <w:rPr>
-          <w:rFonts w:ascii="Arial" w:hAnsi="Arial" w:cs="Arial"/>
-        </w:rPr>
-        <w:t xml:space="preserve">o výkone </w:t>
-      </w:r>
-      <w:r>
-        <w:rPr>
-          <w:rFonts w:ascii="Arial" w:hAnsi="Arial" w:cs="Arial"/>
-        </w:rPr>
-        <w:t>{{</w:t>
+      </w:r>
+      <w:r>
+        <w:rPr>
+          <w:rFonts w:ascii="Arial" w:hAnsi="Arial" w:cs="Arial"/>
+        </w:rPr>
+      </w:r>
+      <w:r>
+        <w:rPr>
+          <w:rFonts w:ascii="Arial" w:hAnsi="Arial" w:cs="Arial"/>
+        </w:rPr>
+      </w:r>
+      <w:r>
+        <w:rPr>
+          <w:rFonts w:ascii="Arial" w:hAnsi="Arial" w:cs="Arial"/>
+        </w:rPr>
+      </w:r>
+      <w:r>
+        <w:rPr>
+          <w:rFonts w:ascii="Arial" w:hAnsi="Arial" w:cs="Arial"/>
+        </w:rPr>
+      </w:r>
+      <w:r>
+        <w:rPr>
+          <w:rFonts w:ascii="Arial" w:hAnsi="Arial" w:cs="Arial"/>
+        </w:rPr>
       </w:r>
       <w:proofErr w:type="spellStart"/>
       <w:r>
         <w:rPr>
           <w:rFonts w:ascii="Arial" w:hAnsi="Arial" w:cs="Arial"/>
         </w:rPr>
-        <w:t>vykon_ac</w:t>
       </w:r>
       <w:proofErr w:type="spellEnd"/>
       <w:r>
         <w:rPr>
           <w:rFonts w:ascii="Arial" w:hAnsi="Arial" w:cs="Arial"/>
         </w:rPr>
-        <w:t>}}</w:t>
-      </w:r>
-      <w:r>
-        <w:rPr>
-          <w:rFonts w:ascii="Arial" w:hAnsi="Arial" w:cs="Arial"/>
-        </w:rPr>
-        <w:t>kW</w:t>
-      </w:r>
-      <w:r>
-        <w:rPr>
-          <w:rFonts w:ascii="Arial" w:hAnsi="Arial" w:cs="Arial"/>
-        </w:rPr>
-        <w:t xml:space="preserve"> </w:t>
-      </w:r>
-      <w:r>
-        <w:rPr>
-          <w:rFonts w:ascii="Arial" w:hAnsi="Arial" w:cs="Arial"/>
-        </w:rPr>
-        <w:t xml:space="preserve">a </w:t>
+      </w:r>
+      <w:r>
+        <w:rPr>
+          <w:rFonts w:ascii="Arial" w:hAnsi="Arial" w:cs="Arial"/>
+        </w:rPr>
+      </w:r>
+      <w:r>
+        <w:rPr>
+          <w:rFonts w:ascii="Arial" w:hAnsi="Arial" w:cs="Arial"/>
+        </w:rPr>
+      </w:r>
+      <w:r>
+        <w:rPr>
+          <w:rFonts w:ascii="Arial" w:hAnsi="Arial" w:cs="Arial"/>
+        </w:rPr>
       </w:r>
       <w:r>
         <w:rPr>
           <w:rFonts w:ascii="Arial" w:hAnsi="Arial" w:cs="Arial"/>
           <w:highlight w:val="yellow"/>
         </w:rPr>
-        <w:t xml:space="preserve">batériového úložiska </w:t>
       </w:r>
       <w:r>
         <w:rPr>
           <w:rFonts w:ascii="Arial" w:hAnsi="Arial" w:cs="Arial"/>
           <w:highlight w:val="yellow"/>
         </w:rPr>
-        <w:t>{{</w:t>
       </w:r>
       <w:proofErr w:type="spellStart"/>
       <w:r>
@@ -7129,7 +7110,6 @@
           <w:rFonts w:ascii="Arial" w:hAnsi="Arial" w:cs="Arial"/>
           <w:highlight w:val="yellow"/>
         </w:rPr>
-        <w:t>bateria</w:t>
       </w:r>
       <w:proofErr w:type="spellEnd"/>
       <w:r>
@@ -7137,61 +7117,51 @@
           <w:rFonts w:ascii="Arial" w:hAnsi="Arial" w:cs="Arial"/>
           <w:highlight w:val="yellow"/>
         </w:rPr>
-        <w:t>}}</w:t>
-      </w:r>
-      <w:r>
-        <w:rPr>
-          <w:rFonts w:ascii="Arial" w:hAnsi="Arial" w:cs="Arial"/>
-        </w:rPr>
-        <w:t xml:space="preserve"> </w:t>
-      </w:r>
-      <w:r>
-        <w:rPr>
-          <w:rFonts w:ascii="Arial" w:hAnsi="Arial" w:cs="Arial"/>
-        </w:rPr>
-        <w:t>na parcel</w:t>
-      </w:r>
-      <w:r>
-        <w:rPr>
-          <w:rFonts w:ascii="Arial" w:hAnsi="Arial" w:cs="Arial"/>
-        </w:rPr>
-        <w:t>ách</w:t>
-      </w:r>
-      <w:r>
-        <w:rPr>
-          <w:rFonts w:ascii="Arial" w:hAnsi="Arial" w:cs="Arial"/>
-        </w:rPr>
-        <w:t xml:space="preserve"> </w:t>
-      </w:r>
-      <w:r>
-        <w:rPr>
-          <w:rFonts w:ascii="Arial" w:hAnsi="Arial" w:cs="Arial"/>
-        </w:rPr>
-        <w:t>{{parcely}}</w:t>
-      </w:r>
-      <w:r>
-        <w:rPr>
-          <w:rFonts w:ascii="Arial" w:hAnsi="Arial" w:cs="Arial"/>
-        </w:rPr>
-        <w:t xml:space="preserve"> </w:t>
-      </w:r>
-      <w:r>
-        <w:rPr>
-          <w:rFonts w:ascii="Arial" w:hAnsi="Arial" w:cs="Arial"/>
-        </w:rPr>
-        <w:t>za účelom zníženia energetickej náročnosti</w:t>
-      </w:r>
-      <w:r>
-        <w:rPr>
-          <w:rFonts w:ascii="Arial" w:hAnsi="Arial" w:cs="Arial"/>
-        </w:rPr>
-        <w:t xml:space="preserve"> objektu</w:t>
-      </w:r>
-      <w:r>
-        <w:rPr>
-          <w:rFonts w:ascii="Arial" w:hAnsi="Arial" w:cs="Arial"/>
-        </w:rPr>
-        <w:t>.</w:t>
+      </w:r>
+      <w:r>
+        <w:rPr>
+          <w:rFonts w:ascii="Arial" w:hAnsi="Arial" w:cs="Arial"/>
+        </w:rPr>
+      </w:r>
+      <w:r>
+        <w:rPr>
+          <w:rFonts w:ascii="Arial" w:hAnsi="Arial" w:cs="Arial"/>
+        </w:rPr>
+      </w:r>
+      <w:r>
+        <w:rPr>
+          <w:rFonts w:ascii="Arial" w:hAnsi="Arial" w:cs="Arial"/>
+        </w:rPr>
+      </w:r>
+      <w:r>
+        <w:rPr>
+          <w:rFonts w:ascii="Arial" w:hAnsi="Arial" w:cs="Arial"/>
+        </w:rPr>
+      </w:r>
+      <w:r>
+        <w:rPr>
+          <w:rFonts w:ascii="Arial" w:hAnsi="Arial" w:cs="Arial"/>
+        </w:rPr>
+      </w:r>
+      <w:r>
+        <w:rPr>
+          <w:rFonts w:ascii="Arial" w:hAnsi="Arial" w:cs="Arial"/>
+        </w:rPr>
+      </w:r>
+      <w:r>
+        <w:rPr>
+          <w:rFonts w:ascii="Arial" w:hAnsi="Arial" w:cs="Arial"/>
+        </w:rPr>
+      </w:r>
+      <w:r>
+        <w:rPr>
+          <w:rFonts w:ascii="Arial" w:hAnsi="Arial" w:cs="Arial"/>
+        </w:rPr>
+      </w:r>
+      <w:r>
+        <w:rPr>
+          <w:rFonts w:ascii="Arial" w:hAnsi="Arial" w:cs="Arial"/>
+        </w:rPr>
       </w:r>
     </w:p>
     <w:p>

--- a/templates_projekcia/technicka_sprava_b2b.docx
+++ b/templates_projekcia/technicka_sprava_b2b.docx
@@ -8777,675 +8777,37 @@
         <w:jc w:val="both"/>
         <w:rPr>
           <w:rFonts w:ascii="Arial" w:hAnsi="Arial" w:cs="Arial"/>
-          <w:color w:val="FF0000"/>
-        </w:rPr>
-      </w:pPr>
-      <w:r>
-        <w:rPr>
-          <w:rFonts w:ascii="Arial" w:hAnsi="Arial" w:cs="Arial"/>
-          <w:color w:val="FF0000"/>
-        </w:rPr>
-        <w:t xml:space="preserve">Objekt je cez napájaný elektromerovú poistkovú skriňu na NN napäťovej úrovní. Vyvedenie výkonu FVZ začína na výstupných svorkách </w:t>
-      </w:r>
-      <w:proofErr w:type="spellStart"/>
-      <w:r>
-        <w:rPr>
-          <w:rFonts w:ascii="Arial" w:hAnsi="Arial" w:cs="Arial"/>
-          <w:color w:val="FF0000"/>
-        </w:rPr>
-        <w:t>fotovoltického</w:t>
-      </w:r>
-      <w:proofErr w:type="spellEnd"/>
-      <w:r>
-        <w:rPr>
-          <w:rFonts w:ascii="Arial" w:hAnsi="Arial" w:cs="Arial"/>
-          <w:color w:val="FF0000"/>
-        </w:rPr>
-        <w:t xml:space="preserve"> </w:t>
-      </w:r>
-      <w:proofErr w:type="spellStart"/>
-      <w:r>
-        <w:rPr>
-          <w:rFonts w:ascii="Arial" w:hAnsi="Arial" w:cs="Arial"/>
-          <w:color w:val="FF0000"/>
-        </w:rPr>
-        <w:t>striedačov</w:t>
-      </w:r>
-      <w:proofErr w:type="spellEnd"/>
-      <w:r>
-        <w:rPr>
-          <w:rFonts w:ascii="Arial" w:hAnsi="Arial" w:cs="Arial"/>
-          <w:color w:val="FF0000"/>
-        </w:rPr>
-        <w:t xml:space="preserve"> {{</w:t>
-      </w:r>
-      <w:proofErr w:type="spellStart"/>
-      <w:r>
-        <w:rPr>
-          <w:rFonts w:ascii="Arial" w:hAnsi="Arial" w:cs="Arial"/>
-          <w:color w:val="FF0000"/>
-        </w:rPr>
-        <w:t>oznacenie_menic</w:t>
-      </w:r>
-      <w:proofErr w:type="spellEnd"/>
-      <w:r>
-        <w:rPr>
-          <w:rFonts w:ascii="Arial" w:hAnsi="Arial" w:cs="Arial"/>
-          <w:color w:val="FF0000"/>
-        </w:rPr>
-        <w:t xml:space="preserve">}} do FV rozvádzača RFV, následne do hlavného rozvádzača RH, potom do transformátorovej stanice </w:t>
-      </w:r>
-      <w:r>
-        <w:rPr>
-          <w:rFonts w:ascii="Arial" w:hAnsi="Arial" w:cs="Arial"/>
-          <w:color w:val="FF0000"/>
-          <w:highlight w:val="yellow"/>
-        </w:rPr>
-        <w:t>TS 300/</w:t>
-      </w:r>
-      <w:proofErr w:type="spellStart"/>
-      <w:r>
-        <w:rPr>
-          <w:rFonts w:ascii="Arial" w:hAnsi="Arial" w:cs="Arial"/>
-          <w:color w:val="FF0000"/>
-          <w:highlight w:val="yellow"/>
-        </w:rPr>
-        <w:t>ts</w:t>
-      </w:r>
-      <w:proofErr w:type="spellEnd"/>
-      <w:r>
-        <w:rPr>
-          <w:rFonts w:ascii="Arial" w:hAnsi="Arial" w:cs="Arial"/>
-          <w:color w:val="FF0000"/>
-          <w:highlight w:val="yellow"/>
-        </w:rPr>
-        <w:t>/</w:t>
-      </w:r>
-      <w:proofErr w:type="spellStart"/>
-      <w:r>
-        <w:rPr>
-          <w:rFonts w:ascii="Arial" w:hAnsi="Arial" w:cs="Arial"/>
-          <w:color w:val="FF0000"/>
-          <w:highlight w:val="yellow"/>
-        </w:rPr>
-        <w:t>lieskovec_ares</w:t>
-      </w:r>
-      <w:proofErr w:type="spellEnd"/>
-      <w:r>
-        <w:rPr>
-          <w:rFonts w:ascii="Arial" w:hAnsi="Arial" w:cs="Arial"/>
-          <w:color w:val="FF0000"/>
-          <w:highlight w:val="yellow"/>
-        </w:rPr>
-        <w:t xml:space="preserve"> (C400).</w:t>
-      </w:r>
-      <w:r>
-        <w:rPr>
-          <w:rFonts w:ascii="Arial" w:hAnsi="Arial" w:cs="Arial"/>
-          <w:color w:val="FF0000"/>
-        </w:rPr>
-        <w:t xml:space="preserve"> </w:t>
-      </w:r>
-    </w:p>
-    <w:p>
-      <w:pPr>
-        <w:spacing w:line="360" w:lineRule="auto"/>
-        <w:ind w:left="851"/>
-        <w:jc w:val="both"/>
-        <w:rPr>
-          <w:rFonts w:ascii="Arial" w:hAnsi="Arial" w:cs="Arial"/>
-          <w:color w:val="FF0000"/>
-        </w:rPr>
-      </w:pPr>
-    </w:p>
-    <w:p>
-      <w:pPr>
-        <w:autoSpaceDE w:val="0"/>
-        <w:autoSpaceDN w:val="0"/>
-        <w:adjustRightInd w:val="0"/>
-        <w:rPr>
-          <w:rFonts w:ascii="Arial" w:hAnsi="Arial" w:cs="Arial"/>
-          <w:color w:val="000000" w:themeColor="text1"/>
-        </w:rPr>
-      </w:pPr>
-    </w:p>
-    <w:p>
-      <w:pPr>
-        <w:spacing w:after="240" w:line="360" w:lineRule="auto"/>
-        <w:ind w:left="851"/>
-        <w:jc w:val="both"/>
-        <w:rPr>
-          <w:rFonts w:ascii="Arial" w:hAnsi="Arial" w:cs="Arial"/>
-          <w:color w:val="76923C" w:themeColor="accent3" w:themeShade="BF"/>
-        </w:rPr>
-      </w:pPr>
-      <w:r>
-        <w:rPr>
-          <w:rFonts w:ascii="Arial" w:hAnsi="Arial" w:cs="Arial"/>
-          <w:color w:val="76923C" w:themeColor="accent3" w:themeShade="BF"/>
-        </w:rPr>
-        <w:t xml:space="preserve">Objekt je napájaný́ z distribučnej sústavy na NN napäťovej úrovni cez transformačnú stanicu TS0874-0003 Iliašovce Obecný úrad a NN vývodu číslo  00000874-S-J-ST-00003-N1-003. Následne je napájaný RH rozvádzač, kde sa nachádza aj priame fakturačné meranie. </w:t>
-      </w:r>
-    </w:p>
-    <w:p>
-      <w:pPr>
-        <w:spacing w:line="360" w:lineRule="auto"/>
-        <w:ind w:left="851"/>
-        <w:jc w:val="both"/>
-        <w:rPr>
-          <w:rFonts w:ascii="Arial" w:hAnsi="Arial" w:cs="Arial"/>
-          <w:color w:val="FF0000"/>
-        </w:rPr>
-      </w:pPr>
-    </w:p>
-    <w:p>
-      <w:pPr>
-        <w:spacing w:line="360" w:lineRule="auto"/>
-        <w:ind w:left="851"/>
-        <w:jc w:val="both"/>
-        <w:rPr>
-          <w:rFonts w:ascii="Arial" w:hAnsi="Arial" w:cs="Arial"/>
-        </w:rPr>
-      </w:pPr>
-    </w:p>
-    <w:p>
-      <w:pPr>
-        <w:spacing w:line="360" w:lineRule="auto"/>
-        <w:ind w:left="851"/>
-        <w:jc w:val="both"/>
-        <w:rPr>
-          <w:rFonts w:ascii="Arial" w:hAnsi="Arial" w:cs="Arial"/>
-          <w:color w:val="EE0000"/>
-        </w:rPr>
-      </w:pPr>
-      <w:r>
-        <w:rPr>
-          <w:rFonts w:ascii="Arial" w:hAnsi="Arial" w:cs="Arial"/>
-          <w:color w:val="8DB3E2" w:themeColor="text2" w:themeTint="66"/>
-        </w:rPr>
-        <w:t xml:space="preserve">Objekt je napájaný cez poistkovú skriňu SPP na NN napäťovej úrovni. Vyvedenie výkonu FVZ začína na výstupných svorkách </w:t>
-      </w:r>
-      <w:proofErr w:type="spellStart"/>
-      <w:r>
-        <w:rPr>
-          <w:rFonts w:ascii="Arial" w:hAnsi="Arial" w:cs="Arial"/>
-          <w:color w:val="8DB3E2" w:themeColor="text2" w:themeTint="66"/>
-        </w:rPr>
-        <w:t>fotovoltického</w:t>
-      </w:r>
-      <w:proofErr w:type="spellEnd"/>
-      <w:r>
-        <w:rPr>
-          <w:rFonts w:ascii="Arial" w:hAnsi="Arial" w:cs="Arial"/>
-          <w:color w:val="8DB3E2" w:themeColor="text2" w:themeTint="66"/>
-        </w:rPr>
-        <w:t xml:space="preserve"> </w:t>
-      </w:r>
-      <w:proofErr w:type="spellStart"/>
-      <w:r>
-        <w:rPr>
-          <w:rFonts w:ascii="Arial" w:hAnsi="Arial" w:cs="Arial"/>
-          <w:color w:val="8DB3E2" w:themeColor="text2" w:themeTint="66"/>
-        </w:rPr>
-        <w:t>striedača</w:t>
-      </w:r>
-      <w:proofErr w:type="spellEnd"/>
-      <w:r>
-        <w:rPr>
-          <w:rFonts w:ascii="Arial" w:hAnsi="Arial" w:cs="Arial"/>
-          <w:color w:val="8DB3E2" w:themeColor="text2" w:themeTint="66"/>
-        </w:rPr>
-        <w:t xml:space="preserve"> </w:t>
-      </w:r>
-      <w:r>
-        <w:rPr>
-          <w:rFonts w:ascii="Arial" w:hAnsi="Arial" w:cs="Arial"/>
-          <w:color w:val="8DB3E2" w:themeColor="text2" w:themeTint="66"/>
-        </w:rPr>
-        <w:t>FG</w:t>
-      </w:r>
-      <w:r>
-        <w:rPr>
-          <w:rFonts w:ascii="Arial" w:hAnsi="Arial" w:cs="Arial"/>
-          <w:color w:val="8DB3E2" w:themeColor="text2" w:themeTint="66"/>
-        </w:rPr>
-        <w:t xml:space="preserve">1 do FV rozvádzača RFV, následne do hlavného rozvádzača RH, potom do elektromerového rozvádzača RE </w:t>
-      </w:r>
-      <w:r>
-        <w:rPr>
-          <w:rFonts w:ascii="Arial" w:hAnsi="Arial" w:cs="Arial"/>
-          <w:color w:val="8DB3E2" w:themeColor="text2" w:themeTint="66"/>
-          <w:highlight w:val="yellow"/>
-        </w:rPr>
-        <w:t>a do poistkovej skrine SPP a do poistkovej skrine SPP č.:</w:t>
-      </w:r>
-      <w:r>
-        <w:rPr>
-          <w:color w:val="8DB3E2" w:themeColor="text2" w:themeTint="66"/>
-          <w:highlight w:val="yellow"/>
-        </w:rPr>
-        <w:t xml:space="preserve"> </w:t>
-      </w:r>
-      <w:r>
-        <w:rPr>
-          <w:rFonts w:ascii="Arial" w:hAnsi="Arial" w:cs="Arial"/>
-          <w:color w:val="8DB3E2" w:themeColor="text2" w:themeTint="66"/>
-          <w:highlight w:val="yellow"/>
-        </w:rPr>
-        <w:t>XXXXXX.</w:t>
-      </w:r>
-      <w:r>
-        <w:rPr>
-          <w:rFonts w:ascii="Arial" w:hAnsi="Arial" w:cs="Arial"/>
-          <w:color w:val="8DB3E2" w:themeColor="text2" w:themeTint="66"/>
-        </w:rPr>
-        <w:t xml:space="preserve">  </w:t>
-      </w:r>
-      <w:r>
-        <w:rPr>
-          <w:rFonts w:ascii="Arial" w:hAnsi="Arial" w:cs="Arial"/>
-          <w:color w:val="8DB3E2" w:themeColor="text2" w:themeTint="66"/>
-        </w:rPr>
-        <w:br/>
-      </w:r>
-      <w:r>
-        <w:rPr>
-          <w:rFonts w:ascii="Arial" w:hAnsi="Arial" w:cs="Arial"/>
-          <w:color w:val="EE0000"/>
-        </w:rPr>
-        <w:t xml:space="preserve">Objekt je cez </w:t>
-      </w:r>
-      <w:proofErr w:type="spellStart"/>
-      <w:r>
-        <w:rPr>
-          <w:rFonts w:ascii="Arial" w:hAnsi="Arial" w:cs="Arial"/>
-          <w:color w:val="EE0000"/>
-        </w:rPr>
-        <w:t>napájany</w:t>
-      </w:r>
-      <w:proofErr w:type="spellEnd"/>
-      <w:r>
-        <w:rPr>
-          <w:rFonts w:ascii="Arial" w:hAnsi="Arial" w:cs="Arial"/>
-          <w:color w:val="EE0000"/>
-        </w:rPr>
-        <w:t>́ elektromerovú skriňu na NN napäťovej úrovní.</w:t>
-      </w:r>
-    </w:p>
-    <w:p>
-      <w:pPr>
-        <w:spacing w:line="360" w:lineRule="auto"/>
-        <w:ind w:left="851"/>
-        <w:jc w:val="both"/>
-        <w:rPr>
-          <w:rFonts w:ascii="Arial" w:hAnsi="Arial" w:cs="Arial"/>
-          <w:color w:val="000000" w:themeColor="text1"/>
-        </w:rPr>
-      </w:pPr>
-    </w:p>
-    <w:p>
-      <w:pPr>
-        <w:autoSpaceDE w:val="0"/>
-        <w:autoSpaceDN w:val="0"/>
-        <w:adjustRightInd w:val="0"/>
-        <w:ind w:left="851"/>
-        <w:rPr>
-          <w:rFonts w:ascii="Arial" w:hAnsi="Arial" w:cs="Arial"/>
-          <w:color w:val="95B3D7" w:themeColor="accent1" w:themeTint="99"/>
-        </w:rPr>
-      </w:pPr>
-      <w:r>
-        <w:rPr>
-          <w:rFonts w:ascii="Arial" w:hAnsi="Arial" w:cs="Arial"/>
-          <w:color w:val="95B3D7" w:themeColor="accent1" w:themeTint="99"/>
-        </w:rPr>
-        <w:t xml:space="preserve">Objekt je </w:t>
-      </w:r>
-      <w:proofErr w:type="spellStart"/>
-      <w:r>
-        <w:rPr>
-          <w:rFonts w:ascii="Arial" w:hAnsi="Arial" w:cs="Arial"/>
-          <w:color w:val="95B3D7" w:themeColor="accent1" w:themeTint="99"/>
-        </w:rPr>
-        <w:t>napájany</w:t>
-      </w:r>
-      <w:proofErr w:type="spellEnd"/>
-      <w:r>
-        <w:rPr>
-          <w:rFonts w:ascii="Arial" w:hAnsi="Arial" w:cs="Arial"/>
-          <w:color w:val="95B3D7" w:themeColor="accent1" w:themeTint="99"/>
-        </w:rPr>
-        <w:t>́ z distribučnej sústavy na NN napäťovej úrovni cez transformačnú stanicu TS 379/</w:t>
-      </w:r>
-      <w:proofErr w:type="spellStart"/>
-      <w:r>
-        <w:rPr>
-          <w:rFonts w:ascii="Arial" w:hAnsi="Arial" w:cs="Arial"/>
-          <w:color w:val="95B3D7" w:themeColor="accent1" w:themeTint="99"/>
-        </w:rPr>
-        <w:t>ts</w:t>
-      </w:r>
-      <w:proofErr w:type="spellEnd"/>
-      <w:r>
-        <w:rPr>
-          <w:rFonts w:ascii="Arial" w:hAnsi="Arial" w:cs="Arial"/>
-          <w:color w:val="95B3D7" w:themeColor="accent1" w:themeTint="99"/>
-        </w:rPr>
-        <w:t>/</w:t>
-      </w:r>
-      <w:proofErr w:type="spellStart"/>
-      <w:r>
-        <w:rPr>
-          <w:rFonts w:ascii="Arial" w:hAnsi="Arial" w:cs="Arial"/>
-          <w:color w:val="95B3D7" w:themeColor="accent1" w:themeTint="99"/>
-        </w:rPr>
-        <w:t>pijavice_pd.vykrmna</w:t>
-      </w:r>
-      <w:proofErr w:type="spellEnd"/>
-    </w:p>
-    <w:p>
-      <w:pPr>
-        <w:autoSpaceDE w:val="0"/>
-        <w:autoSpaceDN w:val="0"/>
-        <w:adjustRightInd w:val="0"/>
-        <w:ind w:left="851"/>
-        <w:rPr>
-          <w:rFonts w:ascii="Arial" w:hAnsi="Arial" w:cs="Arial"/>
-          <w:color w:val="000000" w:themeColor="text1"/>
-        </w:rPr>
-      </w:pPr>
-      <w:r>
-        <w:rPr>
-          <w:rFonts w:ascii="Arial" w:hAnsi="Arial" w:cs="Arial"/>
-          <w:color w:val="8DB3E2" w:themeColor="text2" w:themeTint="66"/>
-        </w:rPr>
-        <w:br/>
-      </w:r>
-      <w:r>
-        <w:rPr>
-          <w:rFonts w:ascii="Arial" w:hAnsi="Arial" w:cs="Arial"/>
-          <w:color w:val="92D050"/>
-        </w:rPr>
-        <w:t>Objekt je napájaný z distribučnej sústavy na NN napäťovej úrovni cez transformačnú stanicu, ktorá je napojená z VN linky</w:t>
-      </w:r>
-    </w:p>
-    <w:p>
-      <w:pPr>
-        <w:spacing w:line="360" w:lineRule="auto"/>
-        <w:ind w:left="851"/>
-        <w:jc w:val="both"/>
-        <w:rPr>
-          <w:rFonts w:ascii="Arial" w:hAnsi="Arial" w:cs="Arial"/>
-          <w:color w:val="EE0000"/>
-        </w:rPr>
-      </w:pPr>
-      <w:r>
-        <w:rPr>
-          <w:rFonts w:ascii="Arial" w:hAnsi="Arial" w:cs="Arial"/>
-          <w:color w:val="000000" w:themeColor="text1"/>
-        </w:rPr>
-        <w:br/>
-      </w:r>
-      <w:r>
-        <w:rPr>
-          <w:rFonts w:ascii="Arial" w:hAnsi="Arial" w:cs="Arial"/>
-          <w:color w:val="EE0000"/>
-        </w:rPr>
-        <w:t>Objekt je napájaný z distribučnej sústavy na NN napäťovej úrovni cez transformačnú stanicu TS0057-119, ktorá je napojená z VN linky č. 1084.</w:t>
-      </w:r>
-    </w:p>
-    <w:p>
-      <w:pPr>
-        <w:spacing w:line="360" w:lineRule="auto"/>
-        <w:ind w:left="851"/>
-        <w:jc w:val="both"/>
-        <w:rPr>
-          <w:rFonts w:ascii="Arial" w:hAnsi="Arial" w:cs="Arial"/>
-          <w:color w:val="000000" w:themeColor="text1"/>
-        </w:rPr>
-      </w:pPr>
-    </w:p>
-    <w:p>
-      <w:pPr>
-        <w:spacing w:line="360" w:lineRule="auto"/>
-        <w:ind w:left="851"/>
-        <w:jc w:val="both"/>
-        <w:rPr>
-          <w:rFonts w:ascii="Arial" w:hAnsi="Arial" w:cs="Arial"/>
-          <w:color w:val="5F497A" w:themeColor="accent4" w:themeShade="BF"/>
-        </w:rPr>
-      </w:pPr>
-      <w:r>
-        <w:rPr>
-          <w:rFonts w:ascii="Arial" w:hAnsi="Arial" w:cs="Arial"/>
-          <w:color w:val="5F497A" w:themeColor="accent4" w:themeShade="BF"/>
-        </w:rPr>
-        <w:t>Objekt je napájaný z distribučnej sústavy na NN napäťovej úrovni cez transformačnú stanicu TS 0074-011, ktorá je napojená z VN linky č.0202.</w:t>
-      </w:r>
-    </w:p>
-    <w:p>
-      <w:pPr>
-        <w:spacing w:line="360" w:lineRule="auto"/>
-        <w:ind w:left="851"/>
-        <w:jc w:val="both"/>
-        <w:rPr>
-          <w:rFonts w:ascii="Arial" w:hAnsi="Arial" w:cs="Arial"/>
-          <w:color w:val="00B0F0"/>
-        </w:rPr>
-      </w:pPr>
-    </w:p>
-    <w:p>
-      <w:pPr>
-        <w:spacing w:line="360" w:lineRule="auto"/>
-        <w:ind w:left="851"/>
-        <w:jc w:val="both"/>
-        <w:rPr>
-          <w:rFonts w:ascii="Arial" w:hAnsi="Arial" w:cs="Arial"/>
-          <w:color w:val="00B0F0"/>
-        </w:rPr>
-      </w:pPr>
-      <w:r>
-        <w:rPr>
-          <w:rFonts w:ascii="Arial" w:hAnsi="Arial" w:cs="Arial"/>
-          <w:color w:val="00B0F0"/>
-        </w:rPr>
-        <w:t>Objekt je napájaný cez trafostanicu 248/</w:t>
-      </w:r>
-      <w:proofErr w:type="spellStart"/>
-      <w:r>
-        <w:rPr>
-          <w:rFonts w:ascii="Arial" w:hAnsi="Arial" w:cs="Arial"/>
-          <w:color w:val="00B0F0"/>
-        </w:rPr>
-        <w:t>ts</w:t>
-      </w:r>
-      <w:proofErr w:type="spellEnd"/>
-      <w:r>
-        <w:rPr>
-          <w:rFonts w:ascii="Arial" w:hAnsi="Arial" w:cs="Arial"/>
-          <w:color w:val="00B0F0"/>
-        </w:rPr>
-        <w:t>/</w:t>
-      </w:r>
-      <w:proofErr w:type="spellStart"/>
-      <w:r>
-        <w:rPr>
-          <w:rFonts w:ascii="Arial" w:hAnsi="Arial" w:cs="Arial"/>
-          <w:color w:val="00B0F0"/>
-        </w:rPr>
-        <w:t>zaborie_farma.dojnic</w:t>
-      </w:r>
-      <w:proofErr w:type="spellEnd"/>
-      <w:r>
-        <w:rPr>
-          <w:rFonts w:ascii="Arial" w:hAnsi="Arial" w:cs="Arial"/>
-          <w:color w:val="00B0F0"/>
-        </w:rPr>
-        <w:t xml:space="preserve"> do sústavy SSD </w:t>
-      </w:r>
-      <w:proofErr w:type="spellStart"/>
-      <w:r>
-        <w:rPr>
-          <w:rFonts w:ascii="Arial" w:hAnsi="Arial" w:cs="Arial"/>
-          <w:color w:val="00B0F0"/>
-        </w:rPr>
-        <w:t>a.s</w:t>
-      </w:r>
-      <w:proofErr w:type="spellEnd"/>
-      <w:r>
-        <w:rPr>
-          <w:rFonts w:ascii="Arial" w:hAnsi="Arial" w:cs="Arial"/>
-          <w:color w:val="00B0F0"/>
-        </w:rPr>
-        <w:t xml:space="preserve">. </w:t>
-      </w:r>
-    </w:p>
-    <w:p>
-      <w:pPr>
-        <w:spacing w:line="360" w:lineRule="auto"/>
-        <w:ind w:left="851"/>
-        <w:jc w:val="both"/>
-        <w:rPr>
-          <w:rFonts w:ascii="Arial" w:hAnsi="Arial" w:cs="Arial"/>
-          <w:color w:val="00B0F0"/>
-        </w:rPr>
-      </w:pPr>
-      <w:r>
-        <w:rPr>
-          <w:rFonts w:ascii="Arial" w:hAnsi="Arial" w:cs="Arial"/>
-          <w:color w:val="00B0F0"/>
-        </w:rPr>
-        <w:t xml:space="preserve">Vyvedenie výkonu FVZ začína na výstupných svorkách </w:t>
-      </w:r>
-      <w:proofErr w:type="spellStart"/>
-      <w:r>
-        <w:rPr>
-          <w:rFonts w:ascii="Arial" w:hAnsi="Arial" w:cs="Arial"/>
-          <w:color w:val="00B0F0"/>
-        </w:rPr>
-        <w:t>fotovoltického</w:t>
-      </w:r>
-      <w:proofErr w:type="spellEnd"/>
-      <w:r>
-        <w:rPr>
-          <w:rFonts w:ascii="Arial" w:hAnsi="Arial" w:cs="Arial"/>
-          <w:color w:val="00B0F0"/>
-        </w:rPr>
-        <w:t xml:space="preserve"> </w:t>
-      </w:r>
-      <w:proofErr w:type="spellStart"/>
-      <w:r>
-        <w:rPr>
-          <w:rFonts w:ascii="Arial" w:hAnsi="Arial" w:cs="Arial"/>
-          <w:color w:val="00B0F0"/>
-        </w:rPr>
-        <w:t>striedača</w:t>
-      </w:r>
-      <w:proofErr w:type="spellEnd"/>
-      <w:r>
-        <w:rPr>
-          <w:rFonts w:ascii="Arial" w:hAnsi="Arial" w:cs="Arial"/>
-          <w:color w:val="00B0F0"/>
-        </w:rPr>
-        <w:t xml:space="preserve"> </w:t>
-      </w:r>
-      <w:r>
-        <w:rPr>
-          <w:rFonts w:ascii="Arial" w:hAnsi="Arial" w:cs="Arial"/>
-          <w:color w:val="00B0F0"/>
-        </w:rPr>
-        <w:t>FG</w:t>
-      </w:r>
-      <w:r>
-        <w:rPr>
-          <w:rFonts w:ascii="Arial" w:hAnsi="Arial" w:cs="Arial"/>
-          <w:color w:val="00B0F0"/>
-        </w:rPr>
-        <w:t>1 do FV rozvádzača RFV, následne do PRIS, potom do transformátorovej stanice TS 248/</w:t>
-      </w:r>
-      <w:proofErr w:type="spellStart"/>
-      <w:r>
-        <w:rPr>
-          <w:rFonts w:ascii="Arial" w:hAnsi="Arial" w:cs="Arial"/>
-          <w:color w:val="00B0F0"/>
-        </w:rPr>
-        <w:t>ts</w:t>
-      </w:r>
-      <w:proofErr w:type="spellEnd"/>
-      <w:r>
-        <w:rPr>
-          <w:rFonts w:ascii="Arial" w:hAnsi="Arial" w:cs="Arial"/>
-          <w:color w:val="00B0F0"/>
-        </w:rPr>
-        <w:t>/</w:t>
-      </w:r>
-      <w:proofErr w:type="spellStart"/>
-      <w:r>
-        <w:rPr>
-          <w:rFonts w:ascii="Arial" w:hAnsi="Arial" w:cs="Arial"/>
-          <w:color w:val="00B0F0"/>
-        </w:rPr>
-        <w:t>zaborie_farma.dojnic</w:t>
-      </w:r>
-      <w:proofErr w:type="spellEnd"/>
-      <w:r>
-        <w:rPr>
-          <w:rFonts w:ascii="Arial" w:hAnsi="Arial" w:cs="Arial"/>
-          <w:color w:val="00B0F0"/>
+        </w:rPr>
+      </w:pPr>
+      <w:r>
+        <w:rPr>
+          <w:rFonts w:ascii="Arial" w:hAnsi="Arial" w:cs="Arial"/>
+        </w:rPr>
+        <w:t xml:space="preserve">Objekt je napájaný cez elektromerovú poistkovú skriňu na NN napäťovej úrovni. Vyvedenie výkonu FVZ začína na výstupných svorkách fotovoltických striedačov </w:t>
+      </w:r>
+      <w:r>
+        <w:rPr>
+          <w:rFonts w:ascii="Arial" w:hAnsi="Arial" w:cs="Arial"/>
+        </w:rPr>
+        <w:t>{{oznacenie_menic}}</w:t>
+      </w:r>
+      <w:r>
+        <w:rPr>
+          <w:rFonts w:ascii="Arial" w:hAnsi="Arial" w:cs="Arial"/>
+        </w:rPr>
+        <w:t xml:space="preserve"> do FV rozvádzača RFV, následne do hlavného rozvádzača RH, potom do transformátorovej stanice </w:t>
+      </w:r>
+      <w:r>
+        <w:rPr>
+          <w:rFonts w:ascii="Arial" w:hAnsi="Arial" w:cs="Arial"/>
+        </w:rPr>
+        <w:t>{{trafostanica}}</w:t>
+      </w:r>
+      <w:r>
+        <w:rPr>
+          <w:rFonts w:ascii="Arial" w:hAnsi="Arial" w:cs="Arial"/>
         </w:rPr>
         <w:t>.</w:t>
-      </w:r>
-    </w:p>
-    <w:p>
-      <w:pPr>
-        <w:spacing w:line="360" w:lineRule="auto"/>
-        <w:ind w:left="851"/>
-        <w:jc w:val="both"/>
-        <w:rPr>
-          <w:rFonts w:ascii="Arial" w:hAnsi="Arial" w:cs="Arial"/>
-          <w:color w:val="8DB3E2" w:themeColor="text2" w:themeTint="66"/>
-        </w:rPr>
-      </w:pPr>
-    </w:p>
-    <w:p>
-      <w:pPr>
-        <w:spacing w:line="360" w:lineRule="auto"/>
-        <w:ind w:left="851"/>
-        <w:jc w:val="both"/>
-        <w:rPr>
-          <w:rFonts w:ascii="Arial" w:hAnsi="Arial" w:cs="Arial"/>
-          <w:color w:val="92D050"/>
-        </w:rPr>
-      </w:pPr>
-      <w:r>
-        <w:rPr>
-          <w:rFonts w:ascii="Arial" w:hAnsi="Arial" w:cs="Arial"/>
-          <w:color w:val="92D050"/>
-        </w:rPr>
-        <w:t xml:space="preserve">Objekt je napájaný z distribučnej sústavy na NN napäťovej úrovni cez transformačnú stanicu </w:t>
-      </w:r>
-      <w:r>
-        <w:rPr>
-          <w:rFonts w:ascii="Arial" w:hAnsi="Arial" w:cs="Arial"/>
-          <w:color w:val="92D050"/>
-          <w:highlight w:val="yellow"/>
-        </w:rPr>
-        <w:t>TS 0039-138</w:t>
-      </w:r>
-      <w:r>
-        <w:rPr>
-          <w:rFonts w:ascii="Arial" w:hAnsi="Arial" w:cs="Arial"/>
-          <w:color w:val="92D050"/>
-        </w:rPr>
-        <w:t xml:space="preserve">, ktorá je napojená z VN linky č. </w:t>
-      </w:r>
-      <w:r>
-        <w:rPr>
-          <w:rFonts w:ascii="Arial" w:hAnsi="Arial" w:cs="Arial"/>
-          <w:color w:val="92D050"/>
-          <w:highlight w:val="yellow"/>
-        </w:rPr>
-        <w:t>276.</w:t>
       </w:r>
     </w:p>
     <w:p>
